--- a/backend/Internship_submission/Project Design Phase/Solution Architecture/Solution Architecture.docx
+++ b/backend/Internship_submission/Project Design Phase/Solution Architecture/Solution Architecture.docx
@@ -439,29 +439,6 @@
         </w:rPr>
         <w:t>Figure 1: Architecture and data flow of the voice patient diary sample application</w:t>
       </w:r>
-    </w:p>
-    <w:p>
-      <w:pPr>
-        <w:rPr>
-          <w:b/>
-        </w:rPr>
-      </w:pPr>
-      <w:r>
-        <w:rPr>
-          <w:b/>
-        </w:rPr>
-        <w:t xml:space="preserve">Reference: </w:t>
-      </w:r>
-      <w:hyperlink r:id="rId7">
-        <w:r>
-          <w:rPr>
-            <w:b/>
-            <w:color w:val="0563C1"/>
-            <w:u w:val="single"/>
-          </w:rPr>
-          <w:t>https://aws.amazon.com/blogs/industries/voice-applications-in-clinical-research-powered-by-ai-on-aws-part-1-architecture-and-design-considerations/</w:t>
-        </w:r>
-      </w:hyperlink>
     </w:p>
     <w:p>
       <w:pPr>

--- a/backend/Internship_submission/Project Design Phase/Solution Architecture/Solution Architecture.docx
+++ b/backend/Internship_submission/Project Design Phase/Solution Architecture/Solution Architecture.docx
@@ -129,7 +129,7 @@
           </w:tcPr>
           <w:p>
             <w:r>
-              <w:t>AeroTrade (Student: Arcot Yashashivini)</w:t>
+              <w:t>shopez_swadeshi (Student: Arcot Yashashivini)</w:t>
             </w:r>
           </w:p>
         </w:tc>
@@ -459,7 +459,7 @@
         <w:pStyle w:val="Heading2"/>
       </w:pPr>
       <w:r>
-        <w:t>AeroTrade Solution Architecture Report (MERN Stack)</w:t>
+        <w:t>shopez_swadeshi Solution Architecture Report (MERN Stack)</w:t>
       </w:r>
     </w:p>
     <w:p>
